--- a/Bassen_Professional-Self-Assessment.docx
+++ b/Bassen_Professional-Self-Assessment.docx
@@ -39,7 +39,25 @@
           <w:kern w:val="0"/>
           <w14:ligatures w14:val="none"/>
         </w:rPr>
-        <w:t>my dedication to challenge, creativity and curiosity. The enhancements</w:t>
+        <w:t>my dedication to challenge, creativity and curiosity</w:t>
+      </w:r>
+      <w:r>
+        <w:rPr>
+          <w:rFonts w:ascii="Calibri" w:eastAsia="Times New Roman" w:hAnsi="Calibri" w:cs="Calibri"/>
+          <w:color w:val="565A5C"/>
+          <w:kern w:val="0"/>
+          <w14:ligatures w14:val="none"/>
+        </w:rPr>
+        <w:t xml:space="preserve"> when building collaborative environments that enable diverse audiences to support organizational decision making in the field of computer science</w:t>
+      </w:r>
+      <w:r>
+        <w:rPr>
+          <w:rFonts w:ascii="Calibri" w:eastAsia="Times New Roman" w:hAnsi="Calibri" w:cs="Calibri"/>
+          <w:color w:val="565A5C"/>
+          <w:kern w:val="0"/>
+          <w14:ligatures w14:val="none"/>
+        </w:rPr>
+        <w:t>. The enhancements</w:t>
       </w:r>
       <w:r>
         <w:rPr>
@@ -183,7 +201,52 @@
           <w:kern w:val="0"/>
           <w14:ligatures w14:val="none"/>
         </w:rPr>
-        <w:t xml:space="preserve"> with emerging trends in website design. </w:t>
+        <w:t xml:space="preserve"> with emerging trends in website</w:t>
+      </w:r>
+      <w:r>
+        <w:rPr>
+          <w:rFonts w:ascii="Calibri" w:eastAsia="Times New Roman" w:hAnsi="Calibri" w:cs="Calibri"/>
+          <w:color w:val="565A5C"/>
+          <w:kern w:val="0"/>
+          <w14:ligatures w14:val="none"/>
+        </w:rPr>
+        <w:t xml:space="preserve"> UI</w:t>
+      </w:r>
+      <w:r>
+        <w:rPr>
+          <w:rFonts w:ascii="Calibri" w:eastAsia="Times New Roman" w:hAnsi="Calibri" w:cs="Calibri"/>
+          <w:color w:val="565A5C"/>
+          <w:kern w:val="0"/>
+          <w14:ligatures w14:val="none"/>
+        </w:rPr>
+        <w:t xml:space="preserve"> design</w:t>
+      </w:r>
+      <w:r>
+        <w:rPr>
+          <w:rFonts w:ascii="Calibri" w:eastAsia="Times New Roman" w:hAnsi="Calibri" w:cs="Calibri"/>
+          <w:color w:val="565A5C"/>
+          <w:kern w:val="0"/>
+          <w14:ligatures w14:val="none"/>
+        </w:rPr>
+        <w:t xml:space="preserve"> built on component-based architecture</w:t>
+      </w:r>
+      <w:r>
+        <w:rPr>
+          <w:rFonts w:ascii="Calibri" w:eastAsia="Times New Roman" w:hAnsi="Calibri" w:cs="Calibri"/>
+          <w:color w:val="565A5C"/>
+          <w:kern w:val="0"/>
+          <w14:ligatures w14:val="none"/>
+        </w:rPr>
+        <w:t>, leading to straightforward and user-friendly</w:t>
+      </w:r>
+      <w:r>
+        <w:rPr>
+          <w:rFonts w:ascii="Calibri" w:eastAsia="Times New Roman" w:hAnsi="Calibri" w:cs="Calibri"/>
+          <w:color w:val="565A5C"/>
+          <w:kern w:val="0"/>
+          <w14:ligatures w14:val="none"/>
+        </w:rPr>
+        <w:t xml:space="preserve"> navigation.</w:t>
       </w:r>
     </w:p>
     <w:p>
@@ -250,25 +313,16 @@
           <w:kern w:val="0"/>
           <w14:ligatures w14:val="none"/>
         </w:rPr>
-        <w:t>was facilitated by previously completing</w:t>
-      </w:r>
-      <w:r>
-        <w:rPr>
-          <w:rFonts w:ascii="Calibri" w:eastAsia="Times New Roman" w:hAnsi="Calibri" w:cs="Calibri"/>
-          <w:color w:val="565A5C"/>
-          <w:kern w:val="0"/>
-          <w14:ligatures w14:val="none"/>
-        </w:rPr>
-        <w:t xml:space="preserve"> </w:t>
-      </w:r>
-      <w:r>
-        <w:rPr>
-          <w:rFonts w:ascii="Calibri" w:eastAsia="Times New Roman" w:hAnsi="Calibri" w:cs="Calibri"/>
-          <w:color w:val="565A5C"/>
-          <w:kern w:val="0"/>
-          <w14:ligatures w14:val="none"/>
-        </w:rPr>
-        <w:t xml:space="preserve">assignments in </w:t>
+        <w:t xml:space="preserve">was facilitated by </w:t>
+      </w:r>
+      <w:r>
+        <w:rPr>
+          <w:rFonts w:ascii="Calibri" w:eastAsia="Times New Roman" w:hAnsi="Calibri" w:cs="Calibri"/>
+          <w:color w:val="565A5C"/>
+          <w:kern w:val="0"/>
+          <w14:ligatures w14:val="none"/>
+        </w:rPr>
+        <w:t xml:space="preserve">previous knowledge acquired in </w:t>
       </w:r>
       <w:r>
         <w:rPr>
@@ -295,7 +349,25 @@
           <w:kern w:val="0"/>
           <w14:ligatures w14:val="none"/>
         </w:rPr>
-        <w:t xml:space="preserve">. The assignments in these courses helped me understand </w:t>
+        <w:t xml:space="preserve">. The assignments in </w:t>
+      </w:r>
+      <w:r>
+        <w:rPr>
+          <w:rFonts w:ascii="Calibri" w:eastAsia="Times New Roman" w:hAnsi="Calibri" w:cs="Calibri"/>
+          <w:color w:val="565A5C"/>
+          <w:kern w:val="0"/>
+          <w14:ligatures w14:val="none"/>
+        </w:rPr>
+        <w:t>those</w:t>
+      </w:r>
+      <w:r>
+        <w:rPr>
+          <w:rFonts w:ascii="Calibri" w:eastAsia="Times New Roman" w:hAnsi="Calibri" w:cs="Calibri"/>
+          <w:color w:val="565A5C"/>
+          <w:kern w:val="0"/>
+          <w14:ligatures w14:val="none"/>
+        </w:rPr>
+        <w:t xml:space="preserve"> courses helped me understand </w:t>
       </w:r>
       <w:r>
         <w:rPr>
@@ -349,43 +421,70 @@
           <w:kern w:val="0"/>
           <w14:ligatures w14:val="none"/>
         </w:rPr>
-        <w:t xml:space="preserve">. The preliminary exposure to database management was especially helpful in learning how to integrate a new database like PostgreSQL into my Capstone project. </w:t>
-      </w:r>
-      <w:r>
-        <w:rPr>
-          <w:rFonts w:ascii="Calibri" w:eastAsia="Times New Roman" w:hAnsi="Calibri" w:cs="Calibri"/>
-          <w:color w:val="565A5C"/>
-          <w:kern w:val="0"/>
-          <w14:ligatures w14:val="none"/>
-        </w:rPr>
-        <w:t>I also gained more</w:t>
-      </w:r>
-      <w:r>
-        <w:rPr>
-          <w:rFonts w:ascii="Calibri" w:eastAsia="Times New Roman" w:hAnsi="Calibri" w:cs="Calibri"/>
-          <w:color w:val="565A5C"/>
-          <w:kern w:val="0"/>
-          <w14:ligatures w14:val="none"/>
-        </w:rPr>
-        <w:t xml:space="preserve"> awareness of modern development lifecycles used in industry software development such as Agile</w:t>
-      </w:r>
-      <w:r>
-        <w:rPr>
-          <w:rFonts w:ascii="Calibri" w:eastAsia="Times New Roman" w:hAnsi="Calibri" w:cs="Calibri"/>
-          <w:color w:val="565A5C"/>
-          <w:kern w:val="0"/>
-          <w14:ligatures w14:val="none"/>
-        </w:rPr>
-        <w:t xml:space="preserve"> in CS-</w:t>
-      </w:r>
-      <w:r>
-        <w:rPr>
-          <w:rFonts w:ascii="Calibri" w:eastAsia="Times New Roman" w:hAnsi="Calibri" w:cs="Calibri"/>
-          <w:color w:val="565A5C"/>
-          <w:kern w:val="0"/>
-          <w14:ligatures w14:val="none"/>
-        </w:rPr>
-        <w:t xml:space="preserve">250 which helped me with </w:t>
+        <w:t>. The preliminary exposure to database management was especially helpful in learning how to integrate a new database like PostgreSQL into my Capstone project.</w:t>
+      </w:r>
+      <w:r>
+        <w:rPr>
+          <w:rFonts w:ascii="Calibri" w:eastAsia="Times New Roman" w:hAnsi="Calibri" w:cs="Calibri"/>
+          <w:color w:val="565A5C"/>
+          <w:kern w:val="0"/>
+          <w14:ligatures w14:val="none"/>
+        </w:rPr>
+        <w:t xml:space="preserve"> Aw</w:t>
+      </w:r>
+      <w:r>
+        <w:rPr>
+          <w:rFonts w:ascii="Calibri" w:eastAsia="Times New Roman" w:hAnsi="Calibri" w:cs="Calibri"/>
+          <w:color w:val="565A5C"/>
+          <w:kern w:val="0"/>
+          <w14:ligatures w14:val="none"/>
+        </w:rPr>
+        <w:t>areness of modern development lifecycles used in industry software development such as Agile</w:t>
+      </w:r>
+      <w:r>
+        <w:rPr>
+          <w:rFonts w:ascii="Calibri" w:eastAsia="Times New Roman" w:hAnsi="Calibri" w:cs="Calibri"/>
+          <w:color w:val="565A5C"/>
+          <w:kern w:val="0"/>
+          <w14:ligatures w14:val="none"/>
+        </w:rPr>
+        <w:t>, which were shaped in</w:t>
+      </w:r>
+      <w:r>
+        <w:rPr>
+          <w:rFonts w:ascii="Calibri" w:eastAsia="Times New Roman" w:hAnsi="Calibri" w:cs="Calibri"/>
+          <w:color w:val="565A5C"/>
+          <w:kern w:val="0"/>
+          <w14:ligatures w14:val="none"/>
+        </w:rPr>
+        <w:t xml:space="preserve"> CS-</w:t>
+      </w:r>
+      <w:r>
+        <w:rPr>
+          <w:rFonts w:ascii="Calibri" w:eastAsia="Times New Roman" w:hAnsi="Calibri" w:cs="Calibri"/>
+          <w:color w:val="565A5C"/>
+          <w:kern w:val="0"/>
+          <w14:ligatures w14:val="none"/>
+        </w:rPr>
+        <w:t>250</w:t>
+      </w:r>
+      <w:r>
+        <w:rPr>
+          <w:rFonts w:ascii="Calibri" w:eastAsia="Times New Roman" w:hAnsi="Calibri" w:cs="Calibri"/>
+          <w:color w:val="565A5C"/>
+          <w:kern w:val="0"/>
+          <w14:ligatures w14:val="none"/>
+        </w:rPr>
+        <w:t>,</w:t>
+      </w:r>
+      <w:r>
+        <w:rPr>
+          <w:rFonts w:ascii="Calibri" w:eastAsia="Times New Roman" w:hAnsi="Calibri" w:cs="Calibri"/>
+          <w:color w:val="565A5C"/>
+          <w:kern w:val="0"/>
+          <w14:ligatures w14:val="none"/>
+        </w:rPr>
+        <w:t xml:space="preserve"> helped me with </w:t>
       </w:r>
       <w:r>
         <w:rPr>
@@ -479,7 +578,17 @@
           <w:kern w:val="0"/>
           <w14:ligatures w14:val="none"/>
         </w:rPr>
-        <w:t xml:space="preserve"> These skills were supported throughout the Computer Science degree in the myriad of discussion posts required across all courses. I also supported my peers in the SNHU Student Discord group by providing feedback and resources for different courses.</w:t>
+        <w:t xml:space="preserve"> These skills were supported throughout the Computer Science degree in the myriad of </w:t>
+      </w:r>
+      <w:r>
+        <w:rPr>
+          <w:rFonts w:ascii="Calibri" w:eastAsia="Times New Roman" w:hAnsi="Calibri" w:cs="Calibri"/>
+          <w:color w:val="565A5C"/>
+          <w:kern w:val="0"/>
+          <w14:ligatures w14:val="none"/>
+        </w:rPr>
+        <w:lastRenderedPageBreak/>
+        <w:t>discussion posts required across all courses. I also supported my peers in the SNHU Student Discord group by providing feedback and resources for different courses.</w:t>
       </w:r>
     </w:p>
     <w:p>
@@ -501,7 +610,15 @@
           <w:kern w:val="0"/>
           <w14:ligatures w14:val="none"/>
         </w:rPr>
-        <w:lastRenderedPageBreak/>
+        <w:t xml:space="preserve">Designing and delivering professional-quality written and visual communications that are coherent, technically sound, and appropriately adapted to specific audiences has been a consistent focus throughout the program. The WNC-NFA Chapter Website is an example of audience-adapted communication because it presents the union information and survey results in a clear, accessible format for faculty members who may not be technologically savvy. </w:t>
+      </w:r>
+      <w:r>
+        <w:rPr>
+          <w:rFonts w:ascii="Calibri" w:eastAsia="Times New Roman" w:hAnsi="Calibri" w:cs="Calibri"/>
+          <w:color w:val="565A5C"/>
+          <w:kern w:val="0"/>
+          <w14:ligatures w14:val="none"/>
+        </w:rPr>
         <w:t xml:space="preserve">The BS degree in Computer Science at SNHU strengthened my skills in </w:t>
       </w:r>
       <w:r>
@@ -520,52 +637,36 @@
           <w:kern w:val="0"/>
           <w14:ligatures w14:val="none"/>
         </w:rPr>
-        <w:t>. Over multiple courses in the past two years, I developed a better scope of clean code development</w:t>
-      </w:r>
-      <w:r>
-        <w:rPr>
-          <w:rFonts w:ascii="Calibri" w:eastAsia="Times New Roman" w:hAnsi="Calibri" w:cs="Calibri"/>
-          <w:color w:val="565A5C"/>
-          <w:kern w:val="0"/>
-          <w14:ligatures w14:val="none"/>
-        </w:rPr>
-        <w:t xml:space="preserve"> and using a secure coding mindset at all times from</w:t>
-      </w:r>
-      <w:r>
-        <w:rPr>
-          <w:rFonts w:ascii="Calibri" w:eastAsia="Times New Roman" w:hAnsi="Calibri" w:cs="Calibri"/>
-          <w:color w:val="565A5C"/>
-          <w:kern w:val="0"/>
-          <w14:ligatures w14:val="none"/>
-        </w:rPr>
-        <w:t xml:space="preserve"> the</w:t>
-      </w:r>
-      <w:r>
-        <w:rPr>
-          <w:rFonts w:ascii="Calibri" w:eastAsia="Times New Roman" w:hAnsi="Calibri" w:cs="Calibri"/>
-          <w:color w:val="565A5C"/>
-          <w:kern w:val="0"/>
-          <w14:ligatures w14:val="none"/>
-        </w:rPr>
-        <w:t xml:space="preserve"> project planning</w:t>
-      </w:r>
-      <w:r>
-        <w:rPr>
-          <w:rFonts w:ascii="Calibri" w:eastAsia="Times New Roman" w:hAnsi="Calibri" w:cs="Calibri"/>
-          <w:color w:val="565A5C"/>
-          <w:kern w:val="0"/>
-          <w14:ligatures w14:val="none"/>
-        </w:rPr>
-        <w:t xml:space="preserve"> phase</w:t>
-      </w:r>
-      <w:r>
-        <w:rPr>
-          <w:rFonts w:ascii="Calibri" w:eastAsia="Times New Roman" w:hAnsi="Calibri" w:cs="Calibri"/>
-          <w:color w:val="565A5C"/>
-          <w:kern w:val="0"/>
-          <w14:ligatures w14:val="none"/>
-        </w:rPr>
-        <w:t xml:space="preserve"> through the final review after launch. </w:t>
+        <w:t xml:space="preserve">. </w:t>
+      </w:r>
+      <w:r>
+        <w:rPr>
+          <w:rFonts w:ascii="Calibri" w:eastAsia="Times New Roman" w:hAnsi="Calibri" w:cs="Calibri"/>
+          <w:color w:val="565A5C"/>
+          <w:kern w:val="0"/>
+          <w14:ligatures w14:val="none"/>
+        </w:rPr>
+        <w:t xml:space="preserve">Technical writing assignments, code documentation, and the development of this </w:t>
+      </w:r>
+      <w:proofErr w:type="spellStart"/>
+      <w:r>
+        <w:rPr>
+          <w:rFonts w:ascii="Calibri" w:eastAsia="Times New Roman" w:hAnsi="Calibri" w:cs="Calibri"/>
+          <w:color w:val="565A5C"/>
+          <w:kern w:val="0"/>
+          <w14:ligatures w14:val="none"/>
+        </w:rPr>
+        <w:t>ePortfolio</w:t>
+      </w:r>
+      <w:proofErr w:type="spellEnd"/>
+      <w:r>
+        <w:rPr>
+          <w:rFonts w:ascii="Calibri" w:eastAsia="Times New Roman" w:hAnsi="Calibri" w:cs="Calibri"/>
+          <w:color w:val="565A5C"/>
+          <w:kern w:val="0"/>
+          <w14:ligatures w14:val="none"/>
+        </w:rPr>
+        <w:t xml:space="preserve"> further required me to communicate complex technical concepts clearly to both technical and non-technical audiences. </w:t>
       </w:r>
     </w:p>
     <w:p>
@@ -791,115 +892,16 @@
           <w:kern w:val="0"/>
           <w14:ligatures w14:val="none"/>
         </w:rPr>
-        <w:t xml:space="preserve"> Enhancement One also served as an opportunity to showcase a security mindset by mitigating design flaws </w:t>
-      </w:r>
-      <w:r>
-        <w:rPr>
-          <w:rFonts w:ascii="Calibri" w:eastAsia="Times New Roman" w:hAnsi="Calibri" w:cs="Calibri"/>
-          <w:color w:val="565A5C"/>
-          <w:kern w:val="0"/>
-          <w14:ligatures w14:val="none"/>
-        </w:rPr>
-        <w:t>through consistent class</w:t>
-      </w:r>
-      <w:r>
-        <w:rPr>
-          <w:rFonts w:ascii="Calibri" w:eastAsia="Times New Roman" w:hAnsi="Calibri" w:cs="Calibri"/>
-          <w:color w:val="565A5C"/>
-          <w:kern w:val="0"/>
-          <w14:ligatures w14:val="none"/>
-        </w:rPr>
-        <w:t xml:space="preserve"> structures,</w:t>
-      </w:r>
-      <w:r>
-        <w:rPr>
-          <w:rFonts w:ascii="Calibri" w:eastAsia="Times New Roman" w:hAnsi="Calibri" w:cs="Calibri"/>
-          <w:color w:val="565A5C"/>
-          <w:kern w:val="0"/>
-          <w14:ligatures w14:val="none"/>
-        </w:rPr>
-        <w:t xml:space="preserve"> clear</w:t>
-      </w:r>
-      <w:r>
-        <w:rPr>
-          <w:rFonts w:ascii="Calibri" w:eastAsia="Times New Roman" w:hAnsi="Calibri" w:cs="Calibri"/>
-          <w:color w:val="565A5C"/>
-          <w:kern w:val="0"/>
-          <w14:ligatures w14:val="none"/>
-        </w:rPr>
-        <w:t xml:space="preserve"> variable naming convections, </w:t>
-      </w:r>
-      <w:r>
-        <w:rPr>
-          <w:rFonts w:ascii="Calibri" w:eastAsia="Times New Roman" w:hAnsi="Calibri" w:cs="Calibri"/>
-          <w:color w:val="565A5C"/>
-          <w:kern w:val="0"/>
-          <w14:ligatures w14:val="none"/>
-        </w:rPr>
-        <w:t xml:space="preserve">thorough </w:t>
-      </w:r>
-      <w:r>
-        <w:rPr>
-          <w:rFonts w:ascii="Calibri" w:eastAsia="Times New Roman" w:hAnsi="Calibri" w:cs="Calibri"/>
-          <w:color w:val="565A5C"/>
-          <w:kern w:val="0"/>
-          <w14:ligatures w14:val="none"/>
-        </w:rPr>
-        <w:t>debugging</w:t>
-      </w:r>
-      <w:r>
-        <w:rPr>
-          <w:rFonts w:ascii="Calibri" w:eastAsia="Times New Roman" w:hAnsi="Calibri" w:cs="Calibri"/>
-          <w:color w:val="565A5C"/>
-          <w:kern w:val="0"/>
-          <w14:ligatures w14:val="none"/>
-        </w:rPr>
-        <w:t>,</w:t>
-      </w:r>
-      <w:r>
-        <w:rPr>
-          <w:rFonts w:ascii="Calibri" w:eastAsia="Times New Roman" w:hAnsi="Calibri" w:cs="Calibri"/>
-          <w:color w:val="565A5C"/>
-          <w:kern w:val="0"/>
-          <w14:ligatures w14:val="none"/>
-        </w:rPr>
-        <w:t xml:space="preserve"> and </w:t>
-      </w:r>
-      <w:r>
-        <w:rPr>
-          <w:rFonts w:ascii="Calibri" w:eastAsia="Times New Roman" w:hAnsi="Calibri" w:cs="Calibri"/>
-          <w:color w:val="565A5C"/>
-          <w:kern w:val="0"/>
-          <w14:ligatures w14:val="none"/>
-        </w:rPr>
-        <w:t xml:space="preserve">sufficient code </w:t>
-      </w:r>
-      <w:r>
-        <w:rPr>
-          <w:rFonts w:ascii="Calibri" w:eastAsia="Times New Roman" w:hAnsi="Calibri" w:cs="Calibri"/>
-          <w:color w:val="565A5C"/>
-          <w:kern w:val="0"/>
-          <w14:ligatures w14:val="none"/>
-        </w:rPr>
-        <w:t>document</w:t>
-      </w:r>
-      <w:r>
-        <w:rPr>
-          <w:rFonts w:ascii="Calibri" w:eastAsia="Times New Roman" w:hAnsi="Calibri" w:cs="Calibri"/>
-          <w:color w:val="565A5C"/>
-          <w:kern w:val="0"/>
-          <w14:ligatures w14:val="none"/>
-        </w:rPr>
-        <w:t>ation throughout the development process</w:t>
-      </w:r>
-      <w:r>
-        <w:rPr>
-          <w:rFonts w:ascii="Calibri" w:eastAsia="Times New Roman" w:hAnsi="Calibri" w:cs="Calibri"/>
-          <w:color w:val="565A5C"/>
-          <w:kern w:val="0"/>
-          <w14:ligatures w14:val="none"/>
-        </w:rPr>
-        <w:t xml:space="preserve">. </w:t>
+        <w:t xml:space="preserve"> </w:t>
+      </w:r>
+      <w:r>
+        <w:rPr>
+          <w:rFonts w:ascii="Calibri" w:eastAsia="Times New Roman" w:hAnsi="Calibri" w:cs="Calibri"/>
+          <w:color w:val="565A5C"/>
+          <w:kern w:val="0"/>
+          <w14:ligatures w14:val="none"/>
+        </w:rPr>
+        <w:t>The full-stack website application demonstrates my ability to use well-founded and innovative techniques, skills and tools in computing practices for the purpose of implementing computer solutions that deliver value and accomplish industry-specific goals.</w:t>
       </w:r>
     </w:p>
     <w:p>
@@ -921,7 +923,125 @@
           <w:kern w:val="0"/>
           <w14:ligatures w14:val="none"/>
         </w:rPr>
-        <w:t>The second enhancement, Algorithms and Data Structures, focused on the survey results. Survey responses are stored in the PostgreSQL database, then retrieved and sorted using a quicksort algorithm. The data was then compiled into aggregated graph data for frontend display. This demonstrates a practical application of algorithmic thinking and data transformation in a real-world context.</w:t>
+        <w:lastRenderedPageBreak/>
+        <w:t xml:space="preserve">Enhancement One also served as an opportunity to showcase a security mindset by mitigating design flaws </w:t>
+      </w:r>
+      <w:r>
+        <w:rPr>
+          <w:rFonts w:ascii="Calibri" w:eastAsia="Times New Roman" w:hAnsi="Calibri" w:cs="Calibri"/>
+          <w:color w:val="565A5C"/>
+          <w:kern w:val="0"/>
+          <w14:ligatures w14:val="none"/>
+        </w:rPr>
+        <w:t xml:space="preserve">in anticipation of adversarial exploits in software architecture and designing to expose potential vulnerabilities, and ensuring privacy and enhanced security of data and resources </w:t>
+      </w:r>
+      <w:r>
+        <w:rPr>
+          <w:rFonts w:ascii="Calibri" w:eastAsia="Times New Roman" w:hAnsi="Calibri" w:cs="Calibri"/>
+          <w:color w:val="565A5C"/>
+          <w:kern w:val="0"/>
+          <w14:ligatures w14:val="none"/>
+        </w:rPr>
+        <w:t>through consistent class</w:t>
+      </w:r>
+      <w:r>
+        <w:rPr>
+          <w:rFonts w:ascii="Calibri" w:eastAsia="Times New Roman" w:hAnsi="Calibri" w:cs="Calibri"/>
+          <w:color w:val="565A5C"/>
+          <w:kern w:val="0"/>
+          <w14:ligatures w14:val="none"/>
+        </w:rPr>
+        <w:t xml:space="preserve"> structures,</w:t>
+      </w:r>
+      <w:r>
+        <w:rPr>
+          <w:rFonts w:ascii="Calibri" w:eastAsia="Times New Roman" w:hAnsi="Calibri" w:cs="Calibri"/>
+          <w:color w:val="565A5C"/>
+          <w:kern w:val="0"/>
+          <w14:ligatures w14:val="none"/>
+        </w:rPr>
+        <w:t xml:space="preserve"> clear</w:t>
+      </w:r>
+      <w:r>
+        <w:rPr>
+          <w:rFonts w:ascii="Calibri" w:eastAsia="Times New Roman" w:hAnsi="Calibri" w:cs="Calibri"/>
+          <w:color w:val="565A5C"/>
+          <w:kern w:val="0"/>
+          <w14:ligatures w14:val="none"/>
+        </w:rPr>
+        <w:t xml:space="preserve"> variable naming convections, </w:t>
+      </w:r>
+      <w:r>
+        <w:rPr>
+          <w:rFonts w:ascii="Calibri" w:eastAsia="Times New Roman" w:hAnsi="Calibri" w:cs="Calibri"/>
+          <w:color w:val="565A5C"/>
+          <w:kern w:val="0"/>
+          <w14:ligatures w14:val="none"/>
+        </w:rPr>
+        <w:t xml:space="preserve">thorough </w:t>
+      </w:r>
+      <w:r>
+        <w:rPr>
+          <w:rFonts w:ascii="Calibri" w:eastAsia="Times New Roman" w:hAnsi="Calibri" w:cs="Calibri"/>
+          <w:color w:val="565A5C"/>
+          <w:kern w:val="0"/>
+          <w14:ligatures w14:val="none"/>
+        </w:rPr>
+        <w:t>debugging</w:t>
+      </w:r>
+      <w:r>
+        <w:rPr>
+          <w:rFonts w:ascii="Calibri" w:eastAsia="Times New Roman" w:hAnsi="Calibri" w:cs="Calibri"/>
+          <w:color w:val="565A5C"/>
+          <w:kern w:val="0"/>
+          <w14:ligatures w14:val="none"/>
+        </w:rPr>
+        <w:t>,</w:t>
+      </w:r>
+      <w:r>
+        <w:rPr>
+          <w:rFonts w:ascii="Calibri" w:eastAsia="Times New Roman" w:hAnsi="Calibri" w:cs="Calibri"/>
+          <w:color w:val="565A5C"/>
+          <w:kern w:val="0"/>
+          <w14:ligatures w14:val="none"/>
+        </w:rPr>
+        <w:t xml:space="preserve"> and </w:t>
+      </w:r>
+      <w:r>
+        <w:rPr>
+          <w:rFonts w:ascii="Calibri" w:eastAsia="Times New Roman" w:hAnsi="Calibri" w:cs="Calibri"/>
+          <w:color w:val="565A5C"/>
+          <w:kern w:val="0"/>
+          <w14:ligatures w14:val="none"/>
+        </w:rPr>
+        <w:t xml:space="preserve">sufficient code </w:t>
+      </w:r>
+      <w:r>
+        <w:rPr>
+          <w:rFonts w:ascii="Calibri" w:eastAsia="Times New Roman" w:hAnsi="Calibri" w:cs="Calibri"/>
+          <w:color w:val="565A5C"/>
+          <w:kern w:val="0"/>
+          <w14:ligatures w14:val="none"/>
+        </w:rPr>
+        <w:t>document</w:t>
+      </w:r>
+      <w:r>
+        <w:rPr>
+          <w:rFonts w:ascii="Calibri" w:eastAsia="Times New Roman" w:hAnsi="Calibri" w:cs="Calibri"/>
+          <w:color w:val="565A5C"/>
+          <w:kern w:val="0"/>
+          <w14:ligatures w14:val="none"/>
+        </w:rPr>
+        <w:t>ation throughout the development process</w:t>
+      </w:r>
+      <w:r>
+        <w:rPr>
+          <w:rFonts w:ascii="Calibri" w:eastAsia="Times New Roman" w:hAnsi="Calibri" w:cs="Calibri"/>
+          <w:color w:val="565A5C"/>
+          <w:kern w:val="0"/>
+          <w14:ligatures w14:val="none"/>
+        </w:rPr>
+        <w:t xml:space="preserve">. </w:t>
       </w:r>
     </w:p>
     <w:p>
@@ -943,17 +1063,92 @@
           <w:kern w:val="0"/>
           <w14:ligatures w14:val="none"/>
         </w:rPr>
-        <w:t xml:space="preserve">Migrating MongoDB to PostgreSQL was a showcase of the third enhancement, Databases. The PostgreSQL database was used to store user authentication and survey data </w:t>
-      </w:r>
-      <w:r>
-        <w:rPr>
-          <w:rFonts w:ascii="Calibri" w:eastAsia="Times New Roman" w:hAnsi="Calibri" w:cs="Calibri"/>
-          <w:color w:val="565A5C"/>
-          <w:kern w:val="0"/>
-          <w14:ligatures w14:val="none"/>
-        </w:rPr>
-        <w:lastRenderedPageBreak/>
-        <w:t xml:space="preserve">responses. This enhancement demonstrates several skills such as relational database design, </w:t>
+        <w:t xml:space="preserve">The second enhancement, Algorithms and Data Structures, focused on the survey results. Survey responses are stored in the PostgreSQL database, then retrieved and sorted using a quicksort algorithm. The data was then compiled into aggregated graph data for frontend display. This demonstrates a practical application of </w:t>
+      </w:r>
+      <w:r>
+        <w:rPr>
+          <w:rFonts w:ascii="Calibri" w:eastAsia="Times New Roman" w:hAnsi="Calibri" w:cs="Calibri"/>
+          <w:color w:val="565A5C"/>
+          <w:kern w:val="0"/>
+          <w14:ligatures w14:val="none"/>
+        </w:rPr>
+        <w:t xml:space="preserve">designing and evaluating computing solutions </w:t>
+      </w:r>
+      <w:r>
+        <w:rPr>
+          <w:rFonts w:ascii="Calibri" w:eastAsia="Times New Roman" w:hAnsi="Calibri" w:cs="Calibri"/>
+          <w:color w:val="565A5C"/>
+          <w:kern w:val="0"/>
+          <w14:ligatures w14:val="none"/>
+        </w:rPr>
+        <w:t>that solve a given problem using algorithmic principles and computer science practices and standards appropriate to its solution, while managing the trade-offs involved in design choices</w:t>
+      </w:r>
+      <w:r>
+        <w:rPr>
+          <w:rFonts w:ascii="Calibri" w:eastAsia="Times New Roman" w:hAnsi="Calibri" w:cs="Calibri"/>
+          <w:color w:val="565A5C"/>
+          <w:kern w:val="0"/>
+          <w14:ligatures w14:val="none"/>
+        </w:rPr>
+        <w:t xml:space="preserve">. For example, the design trade-off of transforming the database responses into a structured graph for frontend display was effectively managed by </w:t>
+      </w:r>
+      <w:r>
+        <w:rPr>
+          <w:rFonts w:ascii="Calibri" w:eastAsia="Times New Roman" w:hAnsi="Calibri" w:cs="Calibri"/>
+          <w:color w:val="565A5C"/>
+          <w:kern w:val="0"/>
+          <w14:ligatures w14:val="none"/>
+        </w:rPr>
+        <w:t>separation of concerns across controller, model and service functions.</w:t>
+      </w:r>
+    </w:p>
+    <w:p>
+      <w:pPr>
+        <w:shd w:val="clear" w:color="auto" w:fill="FFFFFF"/>
+        <w:spacing w:before="100" w:beforeAutospacing="1" w:after="100" w:afterAutospacing="1" w:line="420" w:lineRule="atLeast"/>
+        <w:ind w:firstLine="720"/>
+        <w:rPr>
+          <w:rFonts w:ascii="Calibri" w:eastAsia="Times New Roman" w:hAnsi="Calibri" w:cs="Calibri"/>
+          <w:color w:val="565A5C"/>
+          <w:kern w:val="0"/>
+          <w14:ligatures w14:val="none"/>
+        </w:rPr>
+      </w:pPr>
+      <w:r>
+        <w:rPr>
+          <w:rFonts w:ascii="Calibri" w:eastAsia="Times New Roman" w:hAnsi="Calibri" w:cs="Calibri"/>
+          <w:color w:val="565A5C"/>
+          <w:kern w:val="0"/>
+          <w14:ligatures w14:val="none"/>
+        </w:rPr>
+        <w:t>Migrating MongoDB to PostgreSQL was a showcase of the third enhancement, Databases. The PostgreSQL database was used to store user authentication and survey data responses. This enhancement demonstrates</w:t>
+      </w:r>
+      <w:r>
+        <w:rPr>
+          <w:rFonts w:ascii="Calibri" w:eastAsia="Times New Roman" w:hAnsi="Calibri" w:cs="Calibri"/>
+          <w:color w:val="565A5C"/>
+          <w:kern w:val="0"/>
+          <w14:ligatures w14:val="none"/>
+        </w:rPr>
+        <w:t xml:space="preserve"> an ability to use well-founded </w:t>
+      </w:r>
+      <w:r>
+        <w:rPr>
+          <w:rFonts w:ascii="Calibri" w:eastAsia="Times New Roman" w:hAnsi="Calibri" w:cs="Calibri"/>
+          <w:color w:val="565A5C"/>
+          <w:kern w:val="0"/>
+          <w14:ligatures w14:val="none"/>
+        </w:rPr>
+        <w:t>and innovative techniques, skills, and tools in computing practices for the purpose of implementing computer solutions that deliver value and accomplish industry-specific goals</w:t>
+      </w:r>
+      <w:r>
+        <w:rPr>
+          <w:rFonts w:ascii="Calibri" w:eastAsia="Times New Roman" w:hAnsi="Calibri" w:cs="Calibri"/>
+          <w:color w:val="565A5C"/>
+          <w:kern w:val="0"/>
+          <w14:ligatures w14:val="none"/>
+        </w:rPr>
+        <w:t xml:space="preserve"> several skills such as relational database design, </w:t>
       </w:r>
       <w:r>
         <w:rPr>
@@ -1008,6 +1203,15 @@
           <w14:ligatures w14:val="none"/>
         </w:rPr>
         <w:t>, and implementing secure cloud database infrastructure and API integration between the backend and database components.</w:t>
+      </w:r>
+      <w:r>
+        <w:rPr>
+          <w:rFonts w:ascii="Calibri" w:eastAsia="Times New Roman" w:hAnsi="Calibri" w:cs="Calibri"/>
+          <w:color w:val="565A5C"/>
+          <w:kern w:val="0"/>
+          <w14:ligatures w14:val="none"/>
+        </w:rPr>
+        <w:t xml:space="preserve"> </w:t>
       </w:r>
     </w:p>
     <w:p>
@@ -1117,6 +1321,155 @@
 <file path=word/numbering.xml><?xml version="1.0" encoding="utf-8"?>
 <w:numbering xmlns:wpc="http://schemas.microsoft.com/office/word/2010/wordprocessingCanvas" xmlns:cx="http://schemas.microsoft.com/office/drawing/2014/chartex" xmlns:cx1="http://schemas.microsoft.com/office/drawing/2015/9/8/chartex" xmlns:cx2="http://schemas.microsoft.com/office/drawing/2015/10/21/chartex" xmlns:cx3="http://schemas.microsoft.com/office/drawing/2016/5/9/chartex" xmlns:cx4="http://schemas.microsoft.com/office/drawing/2016/5/10/chartex" xmlns:cx5="http://schemas.microsoft.com/office/drawing/2016/5/11/chartex" xmlns:cx6="http://schemas.microsoft.com/office/drawing/2016/5/12/chartex" xmlns:cx7="http://schemas.microsoft.com/office/drawing/2016/5/13/chartex" xmlns:cx8="http://schemas.microsoft.com/office/drawing/2016/5/14/chartex" xmlns:mc="http://schemas.openxmlformats.org/markup-compatibility/2006" xmlns:aink="http://schemas.microsoft.com/office/drawing/2016/ink" xmlns:am3d="http://schemas.microsoft.com/office/drawing/2017/model3d" xmlns:o="urn:schemas-microsoft-com:office:office" xmlns:oel="http://schemas.microsoft.com/office/2019/extlst" xmlns:r="http://schemas.openxmlformats.org/officeDocument/2006/relationships" xmlns:m="http://schemas.openxmlformats.org/officeDocument/2006/math" xmlns:v="urn:schemas-microsoft-com:vml" xmlns:wp14="http://schemas.microsoft.com/office/word/2010/wordprocessingDrawing" xmlns:wp="http://schemas.openxmlformats.org/drawingml/2006/wordprocessingDrawing" xmlns:w10="urn:schemas-microsoft-com:office:word" xmlns:w="http://schemas.openxmlformats.org/wordprocessingml/2006/main" xmlns:w14="http://schemas.microsoft.com/office/word/2010/wordml" xmlns:w15="http://schemas.microsoft.com/office/word/2012/wordml" xmlns:w16cex="http://schemas.microsoft.com/office/word/2018/wordml/cex" xmlns:w16cid="http://schemas.microsoft.com/office/word/2016/wordml/cid" xmlns:w16="http://schemas.microsoft.com/office/word/2018/wordml" xmlns:w16du="http://schemas.microsoft.com/office/word/2023/wordml/word16du" xmlns:w16sdtdh="http://schemas.microsoft.com/office/word/2020/wordml/sdtdatahash" xmlns:w16sdtfl="http://schemas.microsoft.com/office/word/2024/wordml/sdtformatlock" xmlns:w16se="http://schemas.microsoft.com/office/word/2015/wordml/symex" xmlns:wpg="http://schemas.microsoft.com/office/word/2010/wordprocessingGroup" xmlns:wpi="http://schemas.microsoft.com/office/word/2010/wordprocessingInk" xmlns:wne="http://schemas.microsoft.com/office/word/2006/wordml" xmlns:wps="http://schemas.microsoft.com/office/word/2010/wordprocessingShape" mc:Ignorable="w14 w15 w16se w16cid w16 w16cex w16sdtdh w16sdtfl w16du wp14">
   <w:abstractNum w:abstractNumId="0" w15:restartNumberingAfterBreak="0">
+    <w:nsid w:val="014D216E"/>
+    <w:multiLevelType w:val="multilevel"/>
+    <w:tmpl w:val="53CE7F1C"/>
+    <w:lvl w:ilvl="0">
+      <w:start w:val="1"/>
+      <w:numFmt w:val="bullet"/>
+      <w:lvlText w:val=""/>
+      <w:lvlJc w:val="left"/>
+      <w:pPr>
+        <w:tabs>
+          <w:tab w:val="num" w:pos="720"/>
+        </w:tabs>
+        <w:ind w:left="720" w:hanging="360"/>
+      </w:pPr>
+      <w:rPr>
+        <w:rFonts w:ascii="Symbol" w:hAnsi="Symbol" w:hint="default"/>
+        <w:sz w:val="20"/>
+      </w:rPr>
+    </w:lvl>
+    <w:lvl w:ilvl="1" w:tentative="1">
+      <w:start w:val="1"/>
+      <w:numFmt w:val="bullet"/>
+      <w:lvlText w:val=""/>
+      <w:lvlJc w:val="left"/>
+      <w:pPr>
+        <w:tabs>
+          <w:tab w:val="num" w:pos="1440"/>
+        </w:tabs>
+        <w:ind w:left="1440" w:hanging="360"/>
+      </w:pPr>
+      <w:rPr>
+        <w:rFonts w:ascii="Symbol" w:hAnsi="Symbol" w:hint="default"/>
+        <w:sz w:val="20"/>
+      </w:rPr>
+    </w:lvl>
+    <w:lvl w:ilvl="2" w:tentative="1">
+      <w:start w:val="1"/>
+      <w:numFmt w:val="bullet"/>
+      <w:lvlText w:val=""/>
+      <w:lvlJc w:val="left"/>
+      <w:pPr>
+        <w:tabs>
+          <w:tab w:val="num" w:pos="2160"/>
+        </w:tabs>
+        <w:ind w:left="2160" w:hanging="360"/>
+      </w:pPr>
+      <w:rPr>
+        <w:rFonts w:ascii="Symbol" w:hAnsi="Symbol" w:hint="default"/>
+        <w:sz w:val="20"/>
+      </w:rPr>
+    </w:lvl>
+    <w:lvl w:ilvl="3" w:tentative="1">
+      <w:start w:val="1"/>
+      <w:numFmt w:val="bullet"/>
+      <w:lvlText w:val=""/>
+      <w:lvlJc w:val="left"/>
+      <w:pPr>
+        <w:tabs>
+          <w:tab w:val="num" w:pos="2880"/>
+        </w:tabs>
+        <w:ind w:left="2880" w:hanging="360"/>
+      </w:pPr>
+      <w:rPr>
+        <w:rFonts w:ascii="Symbol" w:hAnsi="Symbol" w:hint="default"/>
+        <w:sz w:val="20"/>
+      </w:rPr>
+    </w:lvl>
+    <w:lvl w:ilvl="4" w:tentative="1">
+      <w:start w:val="1"/>
+      <w:numFmt w:val="bullet"/>
+      <w:lvlText w:val=""/>
+      <w:lvlJc w:val="left"/>
+      <w:pPr>
+        <w:tabs>
+          <w:tab w:val="num" w:pos="3600"/>
+        </w:tabs>
+        <w:ind w:left="3600" w:hanging="360"/>
+      </w:pPr>
+      <w:rPr>
+        <w:rFonts w:ascii="Symbol" w:hAnsi="Symbol" w:hint="default"/>
+        <w:sz w:val="20"/>
+      </w:rPr>
+    </w:lvl>
+    <w:lvl w:ilvl="5" w:tentative="1">
+      <w:start w:val="1"/>
+      <w:numFmt w:val="bullet"/>
+      <w:lvlText w:val=""/>
+      <w:lvlJc w:val="left"/>
+      <w:pPr>
+        <w:tabs>
+          <w:tab w:val="num" w:pos="4320"/>
+        </w:tabs>
+        <w:ind w:left="4320" w:hanging="360"/>
+      </w:pPr>
+      <w:rPr>
+        <w:rFonts w:ascii="Symbol" w:hAnsi="Symbol" w:hint="default"/>
+        <w:sz w:val="20"/>
+      </w:rPr>
+    </w:lvl>
+    <w:lvl w:ilvl="6" w:tentative="1">
+      <w:start w:val="1"/>
+      <w:numFmt w:val="bullet"/>
+      <w:lvlText w:val=""/>
+      <w:lvlJc w:val="left"/>
+      <w:pPr>
+        <w:tabs>
+          <w:tab w:val="num" w:pos="5040"/>
+        </w:tabs>
+        <w:ind w:left="5040" w:hanging="360"/>
+      </w:pPr>
+      <w:rPr>
+        <w:rFonts w:ascii="Symbol" w:hAnsi="Symbol" w:hint="default"/>
+        <w:sz w:val="20"/>
+      </w:rPr>
+    </w:lvl>
+    <w:lvl w:ilvl="7" w:tentative="1">
+      <w:start w:val="1"/>
+      <w:numFmt w:val="bullet"/>
+      <w:lvlText w:val=""/>
+      <w:lvlJc w:val="left"/>
+      <w:pPr>
+        <w:tabs>
+          <w:tab w:val="num" w:pos="5760"/>
+        </w:tabs>
+        <w:ind w:left="5760" w:hanging="360"/>
+      </w:pPr>
+      <w:rPr>
+        <w:rFonts w:ascii="Symbol" w:hAnsi="Symbol" w:hint="default"/>
+        <w:sz w:val="20"/>
+      </w:rPr>
+    </w:lvl>
+    <w:lvl w:ilvl="8" w:tentative="1">
+      <w:start w:val="1"/>
+      <w:numFmt w:val="bullet"/>
+      <w:lvlText w:val=""/>
+      <w:lvlJc w:val="left"/>
+      <w:pPr>
+        <w:tabs>
+          <w:tab w:val="num" w:pos="6480"/>
+        </w:tabs>
+        <w:ind w:left="6480" w:hanging="360"/>
+      </w:pPr>
+      <w:rPr>
+        <w:rFonts w:ascii="Symbol" w:hAnsi="Symbol" w:hint="default"/>
+        <w:sz w:val="20"/>
+      </w:rPr>
+    </w:lvl>
+  </w:abstractNum>
+  <w:abstractNum w:abstractNumId="1" w15:restartNumberingAfterBreak="0">
     <w:nsid w:val="048F1F2E"/>
     <w:multiLevelType w:val="multilevel"/>
     <w:tmpl w:val="99A0F9C2"/>
@@ -1230,6 +1583,9 @@
     </w:lvl>
   </w:abstractNum>
   <w:num w:numId="1" w16cid:durableId="207961828">
+    <w:abstractNumId w:val="1"/>
+  </w:num>
+  <w:num w:numId="2" w16cid:durableId="1518345540">
     <w:abstractNumId w:val="0"/>
   </w:num>
 </w:numbering>
